--- a/마지막 탑승 안내/1부/1부_2화_지연.docx
+++ b/마지막 탑승 안내/1부/1부_2화_지연.docx
@@ -3359,7 +3359,7 @@
           <w:color w:val="555555"/>
           <w:sz w:val="22"/>
         </w:rPr>
-        <w:t>[2화 끝 — 다음 화 예고: 「매장에 남긴 쪽지」, 멕시코시티에서 돌아온 일요일 밤 닫힌 매장 앞에서 이니고가 '도착의 노트'라는 쪽지를 남기고, 화요일에 노엘리아가 답장을 쓴다.]</w:t>
+        <w:t>[2화 끝 — 다음 화 예고: 「매장에 남긴 쪽지」, 멕시코시티에서 돌아온 이니고가 월요일 새벽 닫힌 매장 앞에서 마리솔에게 '도착의 노트' 쪽지와 초콜릿을 맡기고, 수요일에 노엘리아가 답장을 건넨다.]</w:t>
       </w:r>
     </w:p>
     <w:sectPr>
